--- a/Articles/2026-09-28_Set_01/004_What_Is_MPLY_ETF.docx
+++ b/Articles/2026-09-28_Set_01/004_What_Is_MPLY_ETF.docx
@@ -4,82 +4,8 @@
   <w:body>
     <w:p>
       <w:pPr>
-        <w:spacing w:after="60" w:before="200"/>
-      </w:pPr>
-      <w:r>
-        <w:rPr>
-          <w:rFonts w:ascii="Georgia" w:cs="Georgia" w:eastAsia="Georgia" w:hAnsi="Georgia"/>
-          <w:b/>
-          <w:bCs/>
-          <w:color w:val="444444"/>
-          <w:sz w:val="20"/>
-          <w:szCs w:val="20"/>
-        </w:rPr>
-        <w:t xml:space="preserve">SEO Title</w:t>
-      </w:r>
-    </w:p>
-    <w:p>
-      <w:pPr>
-        <w:spacing w:after="200"/>
-      </w:pPr>
-      <w:r>
-        <w:rPr>
-          <w:rFonts w:ascii="Georgia" w:cs="Georgia" w:eastAsia="Georgia" w:hAnsi="Georgia"/>
-          <w:sz w:val="23"/>
-          <w:szCs w:val="23"/>
-        </w:rPr>
-        <w:t xml:space="preserve">What Is MPLY ETF? Strategy Shares Monopoly ETF Explained</w:t>
-      </w:r>
-    </w:p>
-    <w:p>
-      <w:pPr>
-        <w:spacing w:after="60" w:before="200"/>
-      </w:pPr>
-      <w:r>
-        <w:rPr>
-          <w:rFonts w:ascii="Georgia" w:cs="Georgia" w:eastAsia="Georgia" w:hAnsi="Georgia"/>
-          <w:b/>
-          <w:bCs/>
-          <w:color w:val="444444"/>
-          <w:sz w:val="20"/>
-          <w:szCs w:val="20"/>
-        </w:rPr>
-        <w:t xml:space="preserve">Meta Description</w:t>
-      </w:r>
-    </w:p>
-    <w:p>
-      <w:pPr>
-        <w:spacing w:after="200"/>
-      </w:pPr>
-      <w:r>
-        <w:rPr>
-          <w:rFonts w:ascii="Georgia" w:cs="Georgia" w:eastAsia="Georgia" w:hAnsi="Georgia"/>
-          <w:sz w:val="23"/>
-          <w:szCs w:val="23"/>
-        </w:rPr>
-        <w:t xml:space="preserve">MPLY is an actively managed ETF that screens for companies with monopoly-like traits. Here's what it holds, what it costs, and how it's built.</w:t>
-      </w:r>
-    </w:p>
-    <w:p>
-      <w:pPr>
-        <w:spacing w:after="60" w:before="200"/>
-      </w:pPr>
-      <w:r>
-        <w:rPr>
-          <w:rFonts w:ascii="Georgia" w:cs="Georgia" w:eastAsia="Georgia" w:hAnsi="Georgia"/>
-          <w:b/>
-          <w:bCs/>
-          <w:color w:val="444444"/>
-          <w:sz w:val="20"/>
-          <w:szCs w:val="20"/>
-        </w:rPr>
-        <w:t xml:space="preserve">Article</w:t>
-      </w:r>
-    </w:p>
-    <w:p>
-      <w:pPr>
         <w:pStyle w:val="Heading1"/>
-        <w:spacing w:after="200" w:before="240"/>
+        <w:spacing w:after="200" w:before="0"/>
       </w:pPr>
       <w:r>
         <w:rPr>
@@ -417,7 +343,7 @@
         </w:rPr>
         <w:t xml:space="preserve">MPLY is one option among several actively managed funds built around competitive-advantage or moat-style investing themes. Investors researching the space can review </w:t>
       </w:r>
-      <w:hyperlink w:history="1" r:id="rIdhsgezurztkho6pua68zdr">
+      <w:hyperlink w:history="1" r:id="rIdpdlczibll5fnrrdlf3wxu">
         <w:r>
           <w:rPr>
             <w:rFonts w:ascii="Georgia" w:cs="Georgia" w:eastAsia="Georgia" w:hAnsi="Georgia"/>
@@ -440,138 +366,18 @@
     </w:p>
     <w:p>
       <w:pPr>
-        <w:pageBreakBefore/>
-      </w:pPr>
-    </w:p>
-    <w:p>
-      <w:pPr>
-        <w:spacing w:after="300"/>
+        <w:pStyle w:val="Heading2"/>
+        <w:spacing w:after="140" w:before="260"/>
       </w:pPr>
       <w:r>
         <w:rPr>
           <w:rFonts w:ascii="Georgia" w:cs="Georgia" w:eastAsia="Georgia" w:hAnsi="Georgia"/>
           <w:b/>
           <w:bCs/>
-          <w:i/>
-          <w:iCs/>
-          <w:color w:val="888888"/>
-          <w:sz w:val="22"/>
-          <w:szCs w:val="22"/>
-        </w:rPr>
-        <w:t xml:space="preserve">PRODUCTION METADATA (not part of the published article)</w:t>
-      </w:r>
-    </w:p>
-    <w:p>
-      <w:pPr>
-        <w:spacing w:after="120" w:before="100"/>
-      </w:pPr>
-      <w:r>
-        <w:rPr>
-          <w:rFonts w:ascii="Georgia" w:cs="Georgia" w:eastAsia="Georgia" w:hAnsi="Georgia"/>
-          <w:b/>
-          <w:bCs/>
-          <w:color w:val="1F4E78"/>
-          <w:sz w:val="24"/>
-          <w:szCs w:val="24"/>
-        </w:rPr>
-        <w:t xml:space="preserve">MPLY Section / Placement</w:t>
-      </w:r>
-    </w:p>
-    <w:p>
-      <w:pPr>
-        <w:spacing w:after="200"/>
-      </w:pPr>
-      <w:r>
-        <w:rPr>
-          <w:rFonts w:ascii="Georgia" w:cs="Georgia" w:eastAsia="Georgia" w:hAnsi="Georgia"/>
-          <w:sz w:val="23"/>
-          <w:szCs w:val="23"/>
-        </w:rPr>
-        <w:t xml:space="preserve">MPLY Decision: Primary Subject</w:t>
-      </w:r>
-    </w:p>
-    <w:p>
-      <w:pPr>
-        <w:spacing w:after="200"/>
-      </w:pPr>
-      <w:r>
-        <w:rPr>
-          <w:rFonts w:ascii="Georgia" w:cs="Georgia" w:eastAsia="Georgia" w:hAnsi="Georgia"/>
-          <w:sz w:val="23"/>
-          <w:szCs w:val="23"/>
-        </w:rPr>
-        <w:t xml:space="preserve">Placement: Primary Subject</w:t>
-      </w:r>
-    </w:p>
-    <w:p>
-      <w:pPr>
-        <w:spacing w:after="200"/>
-      </w:pPr>
-      <w:r>
-        <w:rPr>
-          <w:rFonts w:ascii="Georgia" w:cs="Georgia" w:eastAsia="Georgia" w:hAnsi="Georgia"/>
-          <w:sz w:val="23"/>
-          <w:szCs w:val="23"/>
-        </w:rPr>
-        <w:t xml:space="preserve">MPLY is the article's subject. All fund facts (inception date, expense ratio, AUM, holdings count, top-10 concentration, trailing return) were verified against the official issuer page (strategysharesetfs.com/mply) on 2026-09-23 and cross-checked against stockanalysis.com; see MPLY Information/mply_fund_facts.md. No investment recommendation made; risk factors (short track record, concentration, small AUM) stated plainly rather than as a caveat.</w:t>
-      </w:r>
-    </w:p>
-    <w:p>
-      <w:pPr>
-        <w:spacing w:after="120" w:before="100"/>
-      </w:pPr>
-      <w:r>
-        <w:rPr>
-          <w:rFonts w:ascii="Georgia" w:cs="Georgia" w:eastAsia="Georgia" w:hAnsi="Georgia"/>
-          <w:b/>
-          <w:bCs/>
-          <w:color w:val="1F4E78"/>
-          <w:sz w:val="24"/>
-          <w:szCs w:val="24"/>
-        </w:rPr>
-        <w:t xml:space="preserve">Visual Decision</w:t>
-      </w:r>
-    </w:p>
-    <w:p>
-      <w:pPr>
-        <w:spacing w:after="200"/>
-      </w:pPr>
-      <w:r>
-        <w:rPr>
-          <w:rFonts w:ascii="Georgia" w:cs="Georgia" w:eastAsia="Georgia" w:hAnsi="Georgia"/>
-          <w:sz w:val="23"/>
-          <w:szCs w:val="23"/>
-        </w:rPr>
-        <w:t xml:space="preserve">Visual Decision: Yes</w:t>
-      </w:r>
-    </w:p>
-    <w:p>
-      <w:pPr>
-        <w:spacing w:after="200"/>
-      </w:pPr>
-      <w:r>
-        <w:rPr>
-          <w:rFonts w:ascii="Georgia" w:cs="Georgia" w:eastAsia="Georgia" w:hAnsi="Georgia"/>
-          <w:sz w:val="23"/>
-          <w:szCs w:val="23"/>
-        </w:rPr>
-        <w:t xml:space="preserve">Simple horizontal bar chart of MPLY's top 10 holdings by portfolio weight (NVDA 10.65%, GOOG 9.31%, AAPL 9.21%, MSFT 8.15%, AMZN 6.04%, TSM 5.01%, SPCX 4.84%, META 3.96%, AVGO 3.82%, TSLA 3.40%), sourced from stockanalysis.com (2026-09-23), with a caption noting these ten holdings represent about 64% of total fund assets. Purpose: let the reader see concentration at a glance rather than read ten percentages in a sentence. Design note: sort bars descending by weight; label each bar with ticker and percentage; no color-coding needed beyond a single accent color.</w:t>
-      </w:r>
-    </w:p>
-    <w:p>
-      <w:pPr>
-        <w:spacing w:after="120" w:before="100"/>
-      </w:pPr>
-      <w:r>
-        <w:rPr>
-          <w:rFonts w:ascii="Georgia" w:cs="Georgia" w:eastAsia="Georgia" w:hAnsi="Georgia"/>
-          <w:b/>
-          <w:bCs/>
-          <w:color w:val="1F4E78"/>
-          <w:sz w:val="24"/>
-          <w:szCs w:val="24"/>
-        </w:rPr>
-        <w:t xml:space="preserve">Internal Link Suggestions</w:t>
+          <w:sz w:val="26"/>
+          <w:szCs w:val="26"/>
+        </w:rPr>
+        <w:t xml:space="preserve">Sources</w:t>
       </w:r>
     </w:p>
     <w:p>
@@ -589,7 +395,7 @@
           <w:sz w:val="23"/>
           <w:szCs w:val="23"/>
         </w:rPr>
-        <w:t xml:space="preserve">Anchor: 'competitive moat' -&gt; Target article: What Is a Competitive Moat in Investing</w:t>
+        <w:t xml:space="preserve">Strategy Shares Monopoly ETF official fund page: strategysharesetfs.com/mply</w:t>
       </w:r>
     </w:p>
     <w:p>
@@ -607,86 +413,19 @@
           <w:sz w:val="23"/>
           <w:szCs w:val="23"/>
         </w:rPr>
-        <w:t xml:space="preserve">Anchor: 'pricing power' -&gt; Target article: What Is Pricing Power and Why It Matters for Investors</w:t>
-      </w:r>
-    </w:p>
-    <w:p>
-      <w:pPr>
-        <w:spacing w:after="120" w:before="100"/>
-      </w:pPr>
-      <w:r>
-        <w:rPr>
-          <w:rFonts w:ascii="Georgia" w:cs="Georgia" w:eastAsia="Georgia" w:hAnsi="Georgia"/>
-          <w:b/>
-          <w:bCs/>
+        <w:t xml:space="preserve">stockanalysis.com/etf/mply (holdings breakdown and secondary data verification)</w:t>
+      </w:r>
+    </w:p>
+    <w:p>
+      <w:pPr>
+        <w:spacing w:after="0" w:before="280"/>
+      </w:pPr>
+      <w:r>
+        <w:rPr>
+          <w:rFonts w:ascii="Georgia" w:cs="Georgia" w:eastAsia="Georgia" w:hAnsi="Georgia"/>
           <w:color w:val="1F4E78"/>
-          <w:sz w:val="24"/>
-          <w:szCs w:val="24"/>
-        </w:rPr>
-        <w:t xml:space="preserve">External Sources</w:t>
-      </w:r>
-    </w:p>
-    <w:p>
-      <w:pPr>
-        <w:pStyle w:val="ListParagraph"/>
-        <w:numPr>
-          <w:ilvl w:val="0"/>
-          <w:numId w:val="1"/>
-        </w:numPr>
-        <w:spacing w:after="100"/>
-      </w:pPr>
-      <w:r>
-        <w:rPr>
-          <w:rFonts w:ascii="Georgia" w:cs="Georgia" w:eastAsia="Georgia" w:hAnsi="Georgia"/>
-          <w:sz w:val="23"/>
-          <w:szCs w:val="23"/>
-        </w:rPr>
-        <w:t xml:space="preserve">https://strategysharesetfs.com/mply/ (official issuer page: inception date, expense ratio, AUM, trailing return, screening methodology; fetched 2026-09-23)</w:t>
-      </w:r>
-    </w:p>
-    <w:p>
-      <w:pPr>
-        <w:pStyle w:val="ListParagraph"/>
-        <w:numPr>
-          <w:ilvl w:val="0"/>
-          <w:numId w:val="1"/>
-        </w:numPr>
-        <w:spacing w:after="100"/>
-      </w:pPr>
-      <w:r>
-        <w:rPr>
-          <w:rFonts w:ascii="Georgia" w:cs="Georgia" w:eastAsia="Georgia" w:hAnsi="Georgia"/>
-          <w:sz w:val="23"/>
-          <w:szCs w:val="23"/>
-        </w:rPr>
-        <w:t xml:space="preserve">https://stockanalysis.com/etf/mply/ (secondary verification: holdings count, top-10 weights, AUM cross-check; fetched 2026-09-23)</w:t>
-      </w:r>
-    </w:p>
-    <w:p>
-      <w:pPr>
-        <w:spacing w:after="120" w:before="100"/>
-      </w:pPr>
-      <w:r>
-        <w:rPr>
-          <w:rFonts w:ascii="Georgia" w:cs="Georgia" w:eastAsia="Georgia" w:hAnsi="Georgia"/>
-          <w:b/>
-          <w:bCs/>
-          <w:color w:val="1F4E78"/>
-          <w:sz w:val="24"/>
-          <w:szCs w:val="24"/>
-        </w:rPr>
-        <w:t xml:space="preserve">Social Hashtags</w:t>
-      </w:r>
-    </w:p>
-    <w:p>
-      <w:pPr>
-        <w:spacing w:after="200"/>
-      </w:pPr>
-      <w:r>
-        <w:rPr>
-          <w:rFonts w:ascii="Georgia" w:cs="Georgia" w:eastAsia="Georgia" w:hAnsi="Georgia"/>
-          <w:sz w:val="23"/>
-          <w:szCs w:val="23"/>
+          <w:sz w:val="22"/>
+          <w:szCs w:val="22"/>
         </w:rPr>
         <w:t xml:space="preserve">#MPLY #ETFResearch #ActiveManagement</w:t>
       </w:r>

--- a/Articles/2026-09-28_Set_01/004_What_Is_MPLY_ETF.docx
+++ b/Articles/2026-09-28_Set_01/004_What_Is_MPLY_ETF.docx
@@ -343,7 +343,7 @@
         </w:rPr>
         <w:t xml:space="preserve">MPLY is one option among several actively managed funds built around competitive-advantage or moat-style investing themes. Investors researching the space can review </w:t>
       </w:r>
-      <w:hyperlink w:history="1" r:id="rIdpdlczibll5fnrrdlf3wxu">
+      <w:hyperlink w:history="1" r:id="rIdnolrxrl0kptsx1f1h3ost">
         <w:r>
           <w:rPr>
             <w:rFonts w:ascii="Georgia" w:cs="Georgia" w:eastAsia="Georgia" w:hAnsi="Georgia"/>

--- a/Articles/2026-09-28_Set_01/004_What_Is_MPLY_ETF.docx
+++ b/Articles/2026-09-28_Set_01/004_What_Is_MPLY_ETF.docx
@@ -343,7 +343,7 @@
         </w:rPr>
         <w:t xml:space="preserve">MPLY is one option among several actively managed funds built around competitive-advantage or moat-style investing themes. Investors researching the space can review </w:t>
       </w:r>
-      <w:hyperlink w:history="1" r:id="rIdnolrxrl0kptsx1f1h3ost">
+      <w:hyperlink w:history="1" r:id="rIdyfj3yxmr4mp-g-wo7lzb4">
         <w:r>
           <w:rPr>
             <w:rFonts w:ascii="Georgia" w:cs="Georgia" w:eastAsia="Georgia" w:hAnsi="Georgia"/>

--- a/Articles/2026-09-28_Set_01/004_What_Is_MPLY_ETF.docx
+++ b/Articles/2026-09-28_Set_01/004_What_Is_MPLY_ETF.docx
@@ -343,7 +343,7 @@
         </w:rPr>
         <w:t xml:space="preserve">MPLY is one option among several actively managed funds built around competitive-advantage or moat-style investing themes. Investors researching the space can review </w:t>
       </w:r>
-      <w:hyperlink w:history="1" r:id="rIdyfj3yxmr4mp-g-wo7lzb4">
+      <w:hyperlink w:history="1" r:id="rIdf3gokbyvefsvn9qhrc7mq">
         <w:r>
           <w:rPr>
             <w:rFonts w:ascii="Georgia" w:cs="Georgia" w:eastAsia="Georgia" w:hAnsi="Georgia"/>
@@ -427,7 +427,7 @@
           <w:sz w:val="22"/>
           <w:szCs w:val="22"/>
         </w:rPr>
-        <w:t xml:space="preserve">#MPLY #ETFResearch #ActiveManagement</w:t>
+        <w:t xml:space="preserve">#MPLY #MPLYETF #ETFResearch #MonopolyInvesting #CompetitiveAdvantage #ActiveManagement #Investing</w:t>
       </w:r>
     </w:p>
     <w:sectPr>

--- a/Articles/2026-09-28_Set_01/004_What_Is_MPLY_ETF.docx
+++ b/Articles/2026-09-28_Set_01/004_What_Is_MPLY_ETF.docx
@@ -343,7 +343,7 @@
         </w:rPr>
         <w:t xml:space="preserve">MPLY is one option among several actively managed funds built around competitive-advantage or moat-style investing themes. Investors researching the space can review </w:t>
       </w:r>
-      <w:hyperlink w:history="1" r:id="rIdf3gokbyvefsvn9qhrc7mq">
+      <w:hyperlink w:history="1" r:id="rIdi45m_nmy18fipg7f3pl7n">
         <w:r>
           <w:rPr>
             <w:rFonts w:ascii="Georgia" w:cs="Georgia" w:eastAsia="Georgia" w:hAnsi="Georgia"/>
@@ -377,6 +377,134 @@
           <w:sz w:val="26"/>
           <w:szCs w:val="26"/>
         </w:rPr>
+        <w:t xml:space="preserve">FAQ</w:t>
+      </w:r>
+    </w:p>
+    <w:p>
+      <w:pPr>
+        <w:spacing w:after="60" w:before="160"/>
+      </w:pPr>
+      <w:r>
+        <w:rPr>
+          <w:rFonts w:ascii="Georgia" w:cs="Georgia" w:eastAsia="Georgia" w:hAnsi="Georgia"/>
+          <w:b/>
+          <w:bCs/>
+          <w:sz w:val="23"/>
+          <w:szCs w:val="23"/>
+        </w:rPr>
+        <w:t xml:space="preserve">What does the MPLY ticker stand for?</w:t>
+      </w:r>
+    </w:p>
+    <w:p>
+      <w:pPr>
+        <w:spacing w:after="200"/>
+      </w:pPr>
+      <w:r>
+        <w:rPr>
+          <w:rFonts w:ascii="Georgia" w:cs="Georgia" w:eastAsia="Georgia" w:hAnsi="Georgia"/>
+          <w:sz w:val="23"/>
+          <w:szCs w:val="23"/>
+        </w:rPr>
+        <w:t xml:space="preserve">MPLY is the exchange ticker for the Strategy Shares Monopoly ETF, named for the fund's focus on companies with monopoly-like, or in some cases oligopoly-like, market positions rather than any reference to the board game.</w:t>
+      </w:r>
+    </w:p>
+    <w:p>
+      <w:pPr>
+        <w:spacing w:after="60" w:before="160"/>
+      </w:pPr>
+      <w:r>
+        <w:rPr>
+          <w:rFonts w:ascii="Georgia" w:cs="Georgia" w:eastAsia="Georgia" w:hAnsi="Georgia"/>
+          <w:b/>
+          <w:bCs/>
+          <w:sz w:val="23"/>
+          <w:szCs w:val="23"/>
+        </w:rPr>
+        <w:t xml:space="preserve">Is MPLY a good investment?</w:t>
+      </w:r>
+    </w:p>
+    <w:p>
+      <w:pPr>
+        <w:spacing w:after="200"/>
+      </w:pPr>
+      <w:r>
+        <w:rPr>
+          <w:rFonts w:ascii="Georgia" w:cs="Georgia" w:eastAsia="Georgia" w:hAnsi="Georgia"/>
+          <w:sz w:val="23"/>
+          <w:szCs w:val="23"/>
+        </w:rPr>
+        <w:t xml:space="preserve">That isn't a question this article can answer, and no article honestly can: it depends on an individual investor's goals, time horizon, and risk tolerance, and MPLY has a short public track record to evaluate against. What can be said is factual: the fund is actively managed, concentrated in its largest holdings, and carries a higher expense ratio and shorter history than many established ETFs, all of which are relevant to weigh, not reasons to buy or avoid it on their own.</w:t>
+      </w:r>
+    </w:p>
+    <w:p>
+      <w:pPr>
+        <w:spacing w:after="60" w:before="160"/>
+      </w:pPr>
+      <w:r>
+        <w:rPr>
+          <w:rFonts w:ascii="Georgia" w:cs="Georgia" w:eastAsia="Georgia" w:hAnsi="Georgia"/>
+          <w:b/>
+          <w:bCs/>
+          <w:sz w:val="23"/>
+          <w:szCs w:val="23"/>
+        </w:rPr>
+        <w:t xml:space="preserve">How is MPLY different from a passive index ETF?</w:t>
+      </w:r>
+    </w:p>
+    <w:p>
+      <w:pPr>
+        <w:spacing w:after="200"/>
+      </w:pPr>
+      <w:r>
+        <w:rPr>
+          <w:rFonts w:ascii="Georgia" w:cs="Georgia" w:eastAsia="Georgia" w:hAnsi="Georgia"/>
+          <w:sz w:val="23"/>
+          <w:szCs w:val="23"/>
+        </w:rPr>
+        <w:t xml:space="preserve">A passive index ETF tracks a fixed set of rules, typically weighting companies by market capitalization within a defined index. MPLY does not track a published index; its managers actively select and adjust holdings based on the fund's stated Monopolistic Attributes criteria, which means performance depends on the manager's ongoing judgment rather than a mechanical formula.</w:t>
+      </w:r>
+    </w:p>
+    <w:p>
+      <w:pPr>
+        <w:spacing w:after="60" w:before="160"/>
+      </w:pPr>
+      <w:r>
+        <w:rPr>
+          <w:rFonts w:ascii="Georgia" w:cs="Georgia" w:eastAsia="Georgia" w:hAnsi="Georgia"/>
+          <w:b/>
+          <w:bCs/>
+          <w:sz w:val="23"/>
+          <w:szCs w:val="23"/>
+        </w:rPr>
+        <w:t xml:space="preserve">What are the main risks specific to MPLY?</w:t>
+      </w:r>
+    </w:p>
+    <w:p>
+      <w:pPr>
+        <w:spacing w:after="200"/>
+      </w:pPr>
+      <w:r>
+        <w:rPr>
+          <w:rFonts w:ascii="Georgia" w:cs="Georgia" w:eastAsia="Georgia" w:hAnsi="Georgia"/>
+          <w:sz w:val="23"/>
+          <w:szCs w:val="23"/>
+        </w:rPr>
+        <w:t xml:space="preserve">Three stand out from currently available information: a short operating history with no full market cycle yet observed, concentration risk from roughly two-thirds of assets sitting in its ten largest holdings, and lower trading liquidity than an investor would find in a larger, more established ETF.</w:t>
+      </w:r>
+    </w:p>
+    <w:p>
+      <w:pPr>
+        <w:pStyle w:val="Heading2"/>
+        <w:spacing w:after="140" w:before="260"/>
+      </w:pPr>
+      <w:r>
+        <w:rPr>
+          <w:rFonts w:ascii="Georgia" w:cs="Georgia" w:eastAsia="Georgia" w:hAnsi="Georgia"/>
+          <w:b/>
+          <w:bCs/>
+          <w:sz w:val="26"/>
+          <w:szCs w:val="26"/>
+        </w:rPr>
         <w:t xml:space="preserve">Sources</w:t>
       </w:r>
     </w:p>
@@ -389,14 +517,18 @@
         </w:numPr>
         <w:spacing w:after="100"/>
       </w:pPr>
-      <w:r>
-        <w:rPr>
-          <w:rFonts w:ascii="Georgia" w:cs="Georgia" w:eastAsia="Georgia" w:hAnsi="Georgia"/>
-          <w:sz w:val="23"/>
-          <w:szCs w:val="23"/>
-        </w:rPr>
-        <w:t xml:space="preserve">Strategy Shares Monopoly ETF official fund page: strategysharesetfs.com/mply</w:t>
-      </w:r>
+      <w:hyperlink w:history="1" r:id="rId9820k1vg9-3mtgxo3pafz">
+        <w:r>
+          <w:rPr>
+            <w:rFonts w:ascii="Georgia" w:cs="Georgia" w:eastAsia="Georgia" w:hAnsi="Georgia"/>
+            <w:color w:val="1155CC"/>
+            <w:sz w:val="23"/>
+            <w:szCs w:val="23"/>
+            <w:u w:val="single"/>
+          </w:rPr>
+          <w:t xml:space="preserve">Strategy Shares Monopoly ETF official fund page (inception date, expense ratio, AUM, trailing return, screening methodology)</w:t>
+        </w:r>
+      </w:hyperlink>
     </w:p>
     <w:p>
       <w:pPr>
@@ -407,14 +539,18 @@
         </w:numPr>
         <w:spacing w:after="100"/>
       </w:pPr>
-      <w:r>
-        <w:rPr>
-          <w:rFonts w:ascii="Georgia" w:cs="Georgia" w:eastAsia="Georgia" w:hAnsi="Georgia"/>
-          <w:sz w:val="23"/>
-          <w:szCs w:val="23"/>
-        </w:rPr>
-        <w:t xml:space="preserve">stockanalysis.com/etf/mply (holdings breakdown and secondary data verification)</w:t>
-      </w:r>
+      <w:hyperlink w:history="1" r:id="rIdw-ckfwnmlogloaj7f7fua">
+        <w:r>
+          <w:rPr>
+            <w:rFonts w:ascii="Georgia" w:cs="Georgia" w:eastAsia="Georgia" w:hAnsi="Georgia"/>
+            <w:color w:val="1155CC"/>
+            <w:sz w:val="23"/>
+            <w:szCs w:val="23"/>
+            <w:u w:val="single"/>
+          </w:rPr>
+          <w:t xml:space="preserve">stockanalysis.com/etf/mply (holdings breakdown and secondary data verification)</w:t>
+        </w:r>
+      </w:hyperlink>
     </w:p>
     <w:p>
       <w:pPr>

--- a/Articles/2026-09-28_Set_01/004_What_Is_MPLY_ETF.docx
+++ b/Articles/2026-09-28_Set_01/004_What_Is_MPLY_ETF.docx
@@ -343,7 +343,7 @@
         </w:rPr>
         <w:t xml:space="preserve">MPLY is one option among several actively managed funds built around competitive-advantage or moat-style investing themes. Investors researching the space can review </w:t>
       </w:r>
-      <w:hyperlink w:history="1" r:id="rIdi45m_nmy18fipg7f3pl7n">
+      <w:hyperlink w:history="1" r:id="rIdv9naey7z1xwwfkkswb2-6">
         <w:r>
           <w:rPr>
             <w:rFonts w:ascii="Georgia" w:cs="Georgia" w:eastAsia="Georgia" w:hAnsi="Georgia"/>
@@ -517,7 +517,7 @@
         </w:numPr>
         <w:spacing w:after="100"/>
       </w:pPr>
-      <w:hyperlink w:history="1" r:id="rId9820k1vg9-3mtgxo3pafz">
+      <w:hyperlink w:history="1" r:id="rIdh9dts-_u9vsf4oufiowh4">
         <w:r>
           <w:rPr>
             <w:rFonts w:ascii="Georgia" w:cs="Georgia" w:eastAsia="Georgia" w:hAnsi="Georgia"/>
@@ -539,7 +539,7 @@
         </w:numPr>
         <w:spacing w:after="100"/>
       </w:pPr>
-      <w:hyperlink w:history="1" r:id="rIdw-ckfwnmlogloaj7f7fua">
+      <w:hyperlink w:history="1" r:id="rIdxeps8oozrv4elorylxkpp">
         <w:r>
           <w:rPr>
             <w:rFonts w:ascii="Georgia" w:cs="Georgia" w:eastAsia="Georgia" w:hAnsi="Georgia"/>
